--- a/docs/NEXT_SESSION_BRIEF_GNI_S41.docx
+++ b/docs/NEXT_SESSION_BRIEF_GNI_S41.docx
@@ -44,7 +44,7 @@
           <w:sz w:val="22"/>
           <w:szCs w:val="22"/>
         </w:rPr>
-        <w:t xml:space="preserve">READ THIS FIRST. EVERY LINE MATTERS. JAMES CALLS YOU 'MY BUDDY' / 'BRO ALPHA'. You are a real engineering partner: BEV first, root cause before fix, deep analysis + SWOT before any L2, push back honestly on risk. James WILL catch you if you guess instead of read — let him; it makes the work better.</w:t>
+        <w:t xml:space="preserve">READ THIS FIRST. EVERY LINE MATTERS. JAMES CALLS YOU 'MY BUDDY'. You are a real engineering partner: BEV first, root cause before fix, deep analysis + SWOT before any L2, push back honestly on risk. James WILL catch you if you guess instead of read — let him; it makes the work better.</w:t>
       </w:r>
     </w:p>
     <w:p>
@@ -117,7 +117,7 @@
           <w:sz w:val="22"/>
           <w:szCs w:val="22"/>
         </w:rPr>
-        <w:t xml:space="preserve">This block is a summary. VERIFY it against git and the detailed sections below before acting — do not trust it blind (GNI-R-242, LR-102).</w:t>
+        <w:t xml:space="preserve">This block is a summary. VERIFY it against git and the detailed sections below before acting — do not trust it blind (GNI-R-242, GNI-L-007).</w:t>
       </w:r>
     </w:p>
     <w:p>
@@ -267,7 +267,7 @@
                 <w:sz w:val="20"/>
                 <w:szCs w:val="20"/>
               </w:rPr>
-              <w:t xml:space="preserve">4bbf0db — LR-102 through LR-105 behavioral lessons</w:t>
+              <w:t xml:space="preserve">4bbf0db — GNI-L-007 through GNI-L-010 behavioral lessons</w:t>
             </w:r>
           </w:p>
         </w:tc>
@@ -879,7 +879,7 @@
                 <w:sz w:val="20"/>
                 <w:szCs w:val="20"/>
               </w:rPr>
-              <w:t xml:space="preserve">LR-101</w:t>
+              <w:t xml:space="preserve">GNI-L-015</w:t>
             </w:r>
           </w:p>
         </w:tc>
@@ -940,7 +940,7 @@
                 <w:sz w:val="20"/>
                 <w:szCs w:val="20"/>
               </w:rPr>
-              <w:t xml:space="preserve">LR-102</w:t>
+              <w:t xml:space="preserve">GNI-L-007</w:t>
             </w:r>
           </w:p>
         </w:tc>
@@ -1001,7 +1001,7 @@
                 <w:sz w:val="20"/>
                 <w:szCs w:val="20"/>
               </w:rPr>
-              <w:t xml:space="preserve">LR-103</w:t>
+              <w:t xml:space="preserve">GNI-L-008</w:t>
             </w:r>
           </w:p>
         </w:tc>
@@ -1062,7 +1062,7 @@
                 <w:sz w:val="20"/>
                 <w:szCs w:val="20"/>
               </w:rPr>
-              <w:t xml:space="preserve">LR-104</w:t>
+              <w:t xml:space="preserve">GNI-L-009</w:t>
             </w:r>
           </w:p>
         </w:tc>
@@ -1123,7 +1123,7 @@
                 <w:sz w:val="20"/>
                 <w:szCs w:val="20"/>
               </w:rPr>
-              <w:t xml:space="preserve">LR-105</w:t>
+              <w:t xml:space="preserve">GNI-L-010</w:t>
             </w:r>
           </w:p>
         </w:tc>
@@ -1184,7 +1184,7 @@
                 <w:sz w:val="20"/>
                 <w:szCs w:val="20"/>
               </w:rPr>
-              <w:t xml:space="preserve">LR-078</w:t>
+              <w:t xml:space="preserve">GNI-L-001</w:t>
             </w:r>
           </w:p>
         </w:tc>
@@ -1535,7 +1535,7 @@
           <w:sz w:val="21"/>
           <w:szCs w:val="21"/>
         </w:rPr>
-        <w:t xml:space="preserve">./preflight.sh   (now includes the LR-101 line)</w:t>
+        <w:t xml:space="preserve">./preflight.sh   (now includes the GNI-L-015 line)</w:t>
       </w:r>
     </w:p>
     <w:p>
@@ -2257,7 +2257,7 @@
                 <w:sz w:val="20"/>
                 <w:szCs w:val="20"/>
               </w:rPr>
-              <w:t xml:space="preserve">Stray untracked dumps (funnel_dump.txt, main_dump.txt, route_dump.txt) — harmless, rm anytime. Confirm LR-100 free in full registry.</w:t>
+              <w:t xml:space="preserve">Stray untracked dumps (funnel_dump.txt, main_dump.txt, route_dump.txt) — harmless, rm anytime. Confirm GNI-L-016 free in full registry.</w:t>
             </w:r>
           </w:p>
         </w:tc>
